--- a/program/산출물양식/[모델배포] 시스템 구성도_A-COPilot.docx
+++ b/program/산출물양식/[모델배포] 시스템 구성도_A-COPilot.docx
@@ -1331,6 +1331,78 @@
           <w:rtl w:val="0"/>
         </w:rPr>
         <w:t xml:space="preserve">현재 로컬 개발 환경에는 Docker 가 설치돼 있지 않다. 로컬은 PostgreSQL 을 직접 실행하고 배포 단계에서 컨테이너화한다. 이 사실을 숨기지 않는다.</w:t>
+      </w:r>
+    </w:p>
+    <w:p>
+      <w:pPr>
+        <w:numPr>
+          <w:ilvl w:val="0"/>
+          <w:numId w:val="7"/>
+        </w:numPr>
+        <w:spacing w:after="240" w:before="0" w:beforeAutospacing="0" w:lineRule="auto"/>
+        <w:ind w:left="720" w:hanging="360"/>
+        <w:rPr>
+          <w:rFonts w:ascii="Malgun Gothic" w:cs="Malgun Gothic" w:eastAsia="Malgun Gothic" w:hAnsi="Malgun Gothic"/>
+          <w:b w:val="0"/>
+          <w:bCs w:val="0"/>
+          <w:color w:val="0000ff"/>
+        </w:rPr>
+      </w:pPr>
+      <w:r>
+        <w:rPr>
+          <w:rFonts w:ascii="Malgun Gothic" w:cs="Malgun Gothic" w:eastAsia="Malgun Gothic" w:hAnsi="Malgun Gothic"/>
+          <w:color w:val="0000ff"/>
+          <w:rtl w:val="0"/>
+        </w:rPr>
+        <w:t xml:space="preserve">설정은 대상 서버가 아니라 우리가 운영하는 중앙 저장소에 둔다. 2026-08-29 결정이며 정본은 program/plan/A-COP_Composer_중앙설정저장소_결정.md 다. 구성을 바꾸는 코드는 중앙 설정 서비스 한 곳에만 설치하고, 고객사에 배포되는 대상에는 넣지 않는다. 쓰기 가능한 구성 관리 기능이 고객 대면 프로세스에 있으면 취약점 하나가 서비스 전체에 닿기 때문이다.</w:t>
+      </w:r>
+    </w:p>
+    <w:p>
+      <w:pPr>
+        <w:numPr>
+          <w:ilvl w:val="0"/>
+          <w:numId w:val="7"/>
+        </w:numPr>
+        <w:spacing w:after="240" w:before="0" w:beforeAutospacing="0" w:lineRule="auto"/>
+        <w:ind w:left="720" w:hanging="360"/>
+        <w:rPr>
+          <w:rFonts w:ascii="Malgun Gothic" w:cs="Malgun Gothic" w:eastAsia="Malgun Gothic" w:hAnsi="Malgun Gothic"/>
+          <w:b w:val="0"/>
+          <w:bCs w:val="0"/>
+          <w:color w:val="0000ff"/>
+        </w:rPr>
+      </w:pPr>
+      <w:r>
+        <w:rPr>
+          <w:rFonts w:ascii="Malgun Gothic" w:cs="Malgun Gothic" w:eastAsia="Malgun Gothic" w:hAnsi="Malgun Gothic"/>
+          <w:color w:val="0000ff"/>
+          <w:rtl w:val="0"/>
+        </w:rPr>
+        <w:t xml:space="preserve">대상은 기동할 때 중앙에서 자기 선언을 읽기만 한다. 설정을 바꿀 때 고객 서버에 접속하지 않는다.</w:t>
+      </w:r>
+    </w:p>
+    <w:p>
+      <w:pPr>
+        <w:numPr>
+          <w:ilvl w:val="0"/>
+          <w:numId w:val="7"/>
+        </w:numPr>
+        <w:spacing w:after="240" w:before="0" w:beforeAutospacing="0" w:lineRule="auto"/>
+        <w:ind w:left="720" w:hanging="360"/>
+        <w:rPr>
+          <w:rFonts w:ascii="Malgun Gothic" w:cs="Malgun Gothic" w:eastAsia="Malgun Gothic" w:hAnsi="Malgun Gothic"/>
+          <w:b w:val="0"/>
+          <w:bCs w:val="0"/>
+          <w:color w:val="0000ff"/>
+        </w:rPr>
+      </w:pPr>
+      <w:r>
+        <w:rPr>
+          <w:rFonts w:ascii="Malgun Gothic" w:cs="Malgun Gothic" w:eastAsia="Malgun Gothic" w:hAnsi="Malgun Gothic"/>
+          <w:color w:val="0000ff"/>
+          <w:rtl w:val="0"/>
+        </w:rPr>
+        <w:t xml:space="preserve">지금 상태는 저장 계층만 있고 아직 연결되지 않았다. config_store.py 와 마이그레이션과 통합 테스트 10건은 있고 테스트는 통과한다. 다만 이 모듈을 부르는 곳이 아직 없다. 대상이 중앙에 못 붙을 때의 동작과 반영 방법도 아직 정하지 않았다.</w:t>
       </w:r>
     </w:p>
     <w:p>
